--- a/dados/modelo_parecer_indeferido_it.docx
+++ b/dados/modelo_parecer_indeferido_it.docx
@@ -572,8 +572,6 @@
         </w:rPr>
         <w:t>{{DATA_EVENTO}}</w:t>
       </w:r>
-      <w:bookmarkStart w:id="0" w:name="_GoBack"/>
-      <w:bookmarkEnd w:id="0"/>
       <w:r>
         <w:rPr>
           <w:rFonts w:ascii="Times New Roman" w:eastAsia="MS Mincho" w:hAnsi="Times New Roman" w:cs="Times New Roman"/>
@@ -622,7 +620,39 @@
           <w:szCs w:val="24"/>
           <w:lang w:eastAsia="ar-SA"/>
         </w:rPr>
-        <w:t xml:space="preserve">Constatamos que a solicitação em questão não poderá ser atendida, uma vez que o desvio de itinerário é inviável devido à </w:t>
+        <w:t xml:space="preserve">Informamos </w:t>
+      </w:r>
+      <w:r>
+        <w:rPr>
+          <w:rFonts w:ascii="Times New Roman" w:eastAsia="MS Mincho" w:hAnsi="Times New Roman" w:cs="Times New Roman"/>
+          <w:color w:val="000000"/>
+          <w:sz w:val="24"/>
+          <w:szCs w:val="24"/>
+          <w:lang w:eastAsia="ar-SA"/>
+        </w:rPr>
+        <w:t>que o desvio d</w:t>
+      </w:r>
+      <w:r>
+        <w:rPr>
+          <w:rFonts w:ascii="Times New Roman" w:eastAsia="MS Mincho" w:hAnsi="Times New Roman" w:cs="Times New Roman"/>
+          <w:color w:val="000000"/>
+          <w:sz w:val="24"/>
+          <w:szCs w:val="24"/>
+          <w:lang w:eastAsia="ar-SA"/>
+        </w:rPr>
+        <w:t>e itinerário é inviável devido</w:t>
+      </w:r>
+      <w:bookmarkStart w:id="0" w:name="_GoBack"/>
+      <w:bookmarkEnd w:id="0"/>
+      <w:r>
+        <w:rPr>
+          <w:rFonts w:ascii="Times New Roman" w:eastAsia="MS Mincho" w:hAnsi="Times New Roman" w:cs="Times New Roman"/>
+          <w:color w:val="000000"/>
+          <w:sz w:val="24"/>
+          <w:szCs w:val="24"/>
+          <w:lang w:eastAsia="ar-SA"/>
+        </w:rPr>
+        <w:t xml:space="preserve"> </w:t>
       </w:r>
       <w:r>
         <w:rPr>
@@ -647,31 +677,70 @@
     </w:p>
     <w:p>
       <w:pPr>
-        <w:pBdr>
-          <w:top w:val="none" w:sz="4" w:space="0" w:color="000000"/>
-          <w:left w:val="none" w:sz="4" w:space="0" w:color="000000"/>
-          <w:bottom w:val="none" w:sz="4" w:space="0" w:color="000000"/>
-          <w:right w:val="none" w:sz="4" w:space="0" w:color="000000"/>
-        </w:pBdr>
+        <w:pStyle w:val="Corpodetexto"/>
         <w:spacing w:line="360" w:lineRule="auto"/>
-        <w:ind w:firstLine="720"/>
+        <w:ind w:right="18" w:firstLine="720"/>
         <w:jc w:val="both"/>
         <w:rPr>
-          <w:rFonts w:ascii="Times New Roman" w:eastAsia="MS Mincho" w:hAnsi="Times New Roman" w:cs="Times New Roman"/>
-          <w:color w:val="000000"/>
+          <w:rFonts w:ascii="Times New Roman" w:eastAsia="Times New Roman" w:hAnsi="Times New Roman" w:cs="Times New Roman"/>
           <w:sz w:val="24"/>
           <w:szCs w:val="24"/>
           <w:lang w:eastAsia="ar-SA"/>
         </w:rPr>
       </w:pPr>
+      <w:r>
+        <w:rPr>
+          <w:rFonts w:ascii="Times New Roman" w:eastAsia="Times New Roman" w:hAnsi="Times New Roman" w:cs="Times New Roman"/>
+          <w:sz w:val="24"/>
+          <w:szCs w:val="24"/>
+          <w:lang w:eastAsia="ar-SA"/>
+        </w:rPr>
+        <w:t xml:space="preserve">Diante do exposto, constatou-se que </w:t>
+      </w:r>
+      <w:r>
+        <w:rPr>
+          <w:rFonts w:ascii="Times New Roman" w:eastAsia="Times New Roman" w:hAnsi="Times New Roman" w:cs="Times New Roman"/>
+          <w:sz w:val="24"/>
+          <w:szCs w:val="24"/>
+          <w:lang w:eastAsia="ar-SA"/>
+        </w:rPr>
+        <w:t xml:space="preserve">não </w:t>
+      </w:r>
+      <w:r>
+        <w:rPr>
+          <w:rFonts w:ascii="Times New Roman" w:eastAsia="Times New Roman" w:hAnsi="Times New Roman" w:cs="Times New Roman"/>
+          <w:sz w:val="24"/>
+          <w:szCs w:val="24"/>
+          <w:lang w:eastAsia="ar-SA"/>
+        </w:rPr>
+        <w:t>existe indic</w:t>
+      </w:r>
+      <w:r>
+        <w:rPr>
+          <w:rFonts w:ascii="Times New Roman" w:eastAsia="Times New Roman" w:hAnsi="Times New Roman" w:cs="Times New Roman"/>
+          <w:sz w:val="24"/>
+          <w:szCs w:val="24"/>
+          <w:lang w:eastAsia="ar-SA"/>
+        </w:rPr>
+        <w:t xml:space="preserve">ação técnica para atendimento à </w:t>
+      </w:r>
+      <w:r>
+        <w:rPr>
+          <w:rFonts w:ascii="Times New Roman" w:eastAsia="Times New Roman" w:hAnsi="Times New Roman" w:cs="Times New Roman"/>
+          <w:sz w:val="24"/>
+          <w:szCs w:val="24"/>
+          <w:lang w:eastAsia="ar-SA"/>
+        </w:rPr>
+        <w:t>solicitação.</w:t>
+      </w:r>
     </w:p>
     <w:p>
       <w:pPr>
+        <w:widowControl w:val="0"/>
         <w:spacing w:line="360" w:lineRule="auto"/>
         <w:jc w:val="both"/>
         <w:rPr>
           <w:rFonts w:ascii="Times New Roman" w:hAnsi="Times New Roman" w:cs="Times New Roman"/>
-          <w:b/>
           <w:sz w:val="24"/>
           <w:szCs w:val="24"/>
         </w:rPr>
@@ -679,115 +748,11 @@
       <w:r>
         <w:rPr>
           <w:rFonts w:ascii="Times New Roman" w:hAnsi="Times New Roman" w:cs="Times New Roman"/>
-          <w:b/>
           <w:sz w:val="24"/>
           <w:szCs w:val="24"/>
         </w:rPr>
-        <w:t>INDEFERIMOS</w:t>
+        <w:t xml:space="preserve">Atenciosamente, </w:t>
       </w:r>
-      <w:r>
-        <w:rPr>
-          <w:rFonts w:ascii="Times New Roman" w:hAnsi="Times New Roman" w:cs="Times New Roman"/>
-          <w:b/>
-          <w:sz w:val="24"/>
-          <w:szCs w:val="24"/>
-        </w:rPr>
-        <w:t xml:space="preserve">, </w:t>
-      </w:r>
-      <w:r>
-        <w:rPr>
-          <w:rFonts w:ascii="Times New Roman" w:hAnsi="Times New Roman" w:cs="Times New Roman"/>
-          <w:sz w:val="24"/>
-          <w:szCs w:val="24"/>
-        </w:rPr>
-        <w:t>portanto a presente solicitação</w:t>
-      </w:r>
-      <w:r>
-        <w:rPr>
-          <w:rFonts w:ascii="Times New Roman" w:hAnsi="Times New Roman" w:cs="Times New Roman"/>
-          <w:b/>
-          <w:sz w:val="24"/>
-          <w:szCs w:val="24"/>
-        </w:rPr>
-        <w:t>.</w:t>
-      </w:r>
-    </w:p>
-    <w:p>
-      <w:pPr>
-        <w:spacing w:line="360" w:lineRule="auto"/>
-        <w:jc w:val="both"/>
-        <w:rPr>
-          <w:rFonts w:ascii="Times New Roman" w:hAnsi="Times New Roman" w:cs="Times New Roman"/>
-        </w:rPr>
-      </w:pPr>
-    </w:p>
-    <w:p>
-      <w:pPr>
-        <w:widowControl w:val="0"/>
-        <w:spacing w:after="120" w:line="360" w:lineRule="auto"/>
-        <w:contextualSpacing/>
-        <w:jc w:val="both"/>
-        <w:rPr>
-          <w:rFonts w:ascii="Times New Roman" w:hAnsi="Times New Roman" w:cs="Times New Roman"/>
-        </w:rPr>
-      </w:pPr>
-      <w:r>
-        <w:rPr>
-          <w:rFonts w:ascii="Times New Roman" w:eastAsia="TimesNewRoman" w:hAnsi="Times New Roman" w:cs="Times New Roman"/>
-          <w:color w:val="000000"/>
-          <w:sz w:val="24"/>
-          <w:szCs w:val="24"/>
-          <w:lang w:eastAsia="ar-SA"/>
-        </w:rPr>
-        <w:t>Atenciosamente,</w:t>
-      </w:r>
-    </w:p>
-    <w:p>
-      <w:pPr>
-        <w:widowControl w:val="0"/>
-        <w:spacing w:after="120" w:line="240" w:lineRule="exact"/>
-        <w:contextualSpacing/>
-        <w:jc w:val="both"/>
-        <w:rPr>
-          <w:rFonts w:eastAsia="MS Mincho"/>
-          <w:sz w:val="24"/>
-          <w:szCs w:val="24"/>
-          <w:lang w:eastAsia="ar-SA"/>
-        </w:rPr>
-      </w:pPr>
-      <w:r>
-        <w:rPr>
-          <w:rFonts w:eastAsia="MS Mincho"/>
-          <w:sz w:val="24"/>
-          <w:szCs w:val="24"/>
-          <w:lang w:eastAsia="ar-SA"/>
-        </w:rPr>
-        <w:t xml:space="preserve">   </w:t>
-      </w:r>
-    </w:p>
-    <w:p>
-      <w:pPr>
-        <w:widowControl w:val="0"/>
-        <w:spacing w:after="120" w:line="240" w:lineRule="exact"/>
-        <w:contextualSpacing/>
-        <w:jc w:val="both"/>
-        <w:rPr>
-          <w:rFonts w:eastAsia="MS Mincho"/>
-          <w:sz w:val="24"/>
-          <w:szCs w:val="24"/>
-          <w:lang w:eastAsia="ar-SA"/>
-        </w:rPr>
-      </w:pPr>
-    </w:p>
-    <w:p>
-      <w:pPr>
-        <w:ind w:firstLine="720"/>
-        <w:jc w:val="both"/>
-        <w:rPr>
-          <w:sz w:val="24"/>
-          <w:szCs w:val="24"/>
-        </w:rPr>
-      </w:pPr>
     </w:p>
     <w:p>
       <w:pPr>
@@ -807,10 +772,9 @@
         <w:widowControl w:val="0"/>
         <w:spacing w:line="240" w:lineRule="auto"/>
         <w:ind w:firstLine="426"/>
-        <w:jc w:val="both"/>
+        <w:jc w:val="center"/>
         <w:rPr>
           <w:rFonts w:ascii="Times New Roman" w:hAnsi="Times New Roman" w:cs="Times New Roman"/>
-          <w:bCs/>
           <w:sz w:val="24"/>
           <w:szCs w:val="24"/>
         </w:rPr>
@@ -820,11 +784,9 @@
       <w:pPr>
         <w:widowControl w:val="0"/>
         <w:spacing w:line="240" w:lineRule="auto"/>
-        <w:ind w:left="2880"/>
+        <w:ind w:left="720" w:firstLine="720"/>
         <w:rPr>
-          <w:rFonts w:ascii="Times New Roman" w:eastAsia="Times New Roman" w:hAnsi="Times New Roman" w:cs="Times New Roman"/>
-          <w:b/>
-          <w:bCs/>
+          <w:rFonts w:ascii="Times New Roman" w:hAnsi="Times New Roman" w:cs="Times New Roman"/>
           <w:sz w:val="24"/>
           <w:szCs w:val="24"/>
         </w:rPr>
@@ -832,12 +794,12 @@
       <w:r>
         <w:rPr>
           <w:rFonts w:ascii="Times New Roman" w:eastAsia="Times New Roman" w:hAnsi="Times New Roman" w:cs="Times New Roman"/>
-          <w:b/>
           <w:bCs/>
           <w:sz w:val="24"/>
           <w:szCs w:val="24"/>
+          <w:lang w:eastAsia="ar-SA"/>
         </w:rPr>
-        <w:t xml:space="preserve">       </w:t>
+        <w:t xml:space="preserve">                             </w:t>
       </w:r>
       <w:proofErr w:type="spellStart"/>
       <w:r>
@@ -870,19 +832,22 @@
           <w:sz w:val="24"/>
           <w:szCs w:val="24"/>
         </w:rPr>
-        <w:t>Farino</w:t>
+        <w:t>Farinon</w:t>
       </w:r>
-      <w:r>
+      <w:proofErr w:type="spellEnd"/>
+    </w:p>
+    <w:p>
+      <w:pPr>
+        <w:widowControl w:val="0"/>
+        <w:spacing w:line="240" w:lineRule="auto"/>
+        <w:ind w:firstLine="426"/>
+        <w:jc w:val="center"/>
         <w:rPr>
-          <w:rFonts w:ascii="Times New Roman" w:eastAsia="Times New Roman" w:hAnsi="Times New Roman" w:cs="Times New Roman"/>
-          <w:b/>
-          <w:bCs/>
+          <w:rFonts w:ascii="Times New Roman" w:hAnsi="Times New Roman" w:cs="Times New Roman"/>
           <w:sz w:val="24"/>
           <w:szCs w:val="24"/>
         </w:rPr>
-        <w:t>n</w:t>
-      </w:r>
-      <w:proofErr w:type="spellEnd"/>
+      </w:pPr>
       <w:r>
         <w:rPr>
           <w:rFonts w:ascii="Times New Roman" w:eastAsia="Times New Roman" w:hAnsi="Times New Roman" w:cs="Times New Roman"/>
@@ -890,7 +855,7 @@
           <w:szCs w:val="24"/>
           <w:lang w:eastAsia="ar-SA"/>
         </w:rPr>
-        <w:t xml:space="preserve">                                 </w:t>
+        <w:t xml:space="preserve"> Chefe da Divisão de Planejamento                                 </w:t>
       </w:r>
     </w:p>
     <w:p>
@@ -905,142 +870,114 @@
           <w:szCs w:val="24"/>
         </w:rPr>
       </w:pPr>
+    </w:p>
+    <w:p>
+      <w:pPr>
+        <w:spacing w:before="1" w:line="360" w:lineRule="auto"/>
+        <w:jc w:val="both"/>
+        <w:rPr>
+          <w:rFonts w:ascii="Times New Roman" w:hAnsi="Times New Roman" w:cs="Times New Roman"/>
+          <w:sz w:val="24"/>
+          <w:szCs w:val="24"/>
+        </w:rPr>
+      </w:pPr>
       <w:r>
         <w:rPr>
-          <w:rFonts w:ascii="Times New Roman" w:eastAsia="Times New Roman" w:hAnsi="Times New Roman" w:cs="Times New Roman"/>
+          <w:rFonts w:ascii="Times New Roman" w:hAnsi="Times New Roman" w:cs="Times New Roman"/>
           <w:sz w:val="24"/>
           <w:szCs w:val="24"/>
-          <w:lang w:eastAsia="ar-SA"/>
         </w:rPr>
-        <w:t>Chefe da Divisão de Planejamento</w:t>
+        <w:t>De acordo:</w:t>
       </w:r>
     </w:p>
     <w:p>
       <w:pPr>
-        <w:widowControl w:val="0"/>
-        <w:spacing w:after="120" w:line="240" w:lineRule="auto"/>
-        <w:ind w:firstLine="709"/>
-        <w:jc w:val="center"/>
+        <w:spacing w:before="1" w:line="360" w:lineRule="auto"/>
+        <w:jc w:val="both"/>
         <w:rPr>
           <w:rFonts w:ascii="Times New Roman" w:hAnsi="Times New Roman" w:cs="Times New Roman"/>
+          <w:sz w:val="24"/>
+          <w:szCs w:val="24"/>
+        </w:rPr>
+      </w:pPr>
+    </w:p>
+    <w:p>
+      <w:pPr>
+        <w:spacing w:before="1"/>
+        <w:ind w:left="2880"/>
+        <w:jc w:val="both"/>
+        <w:rPr>
+          <w:rFonts w:ascii="Times New Roman" w:hAnsi="Times New Roman" w:cs="Times New Roman"/>
+          <w:b/>
+          <w:sz w:val="24"/>
         </w:rPr>
       </w:pPr>
       <w:r>
         <w:rPr>
-          <w:rFonts w:ascii="Times New Roman" w:eastAsia="Times New Roman" w:hAnsi="Times New Roman" w:cs="Times New Roman"/>
+          <w:rFonts w:ascii="Times New Roman" w:hAnsi="Times New Roman" w:cs="Times New Roman"/>
+          <w:b/>
           <w:sz w:val="24"/>
-          <w:szCs w:val="24"/>
-          <w:lang w:eastAsia="ar-SA"/>
         </w:rPr>
-        <w:t xml:space="preserve">                                                                           </w:t>
-      </w:r>
-    </w:p>
-    <w:p>
-      <w:pPr>
-        <w:widowControl w:val="0"/>
-        <w:spacing w:line="240" w:lineRule="auto"/>
-        <w:ind w:firstLine="426"/>
-        <w:jc w:val="center"/>
-        <w:rPr>
-          <w:rFonts w:ascii="Times New Roman" w:hAnsi="Times New Roman" w:cs="Times New Roman"/>
-        </w:rPr>
-      </w:pPr>
-      <w:r>
-        <w:rPr>
-          <w:rFonts w:ascii="Times New Roman" w:eastAsia="Times New Roman" w:hAnsi="Times New Roman" w:cs="Times New Roman"/>
-          <w:b/>
-          <w:bCs/>
-          <w:sz w:val="24"/>
-          <w:szCs w:val="24"/>
-        </w:rPr>
-        <w:tab/>
-      </w:r>
-      <w:r>
-        <w:rPr>
-          <w:rFonts w:ascii="Times New Roman" w:eastAsia="Times New Roman" w:hAnsi="Times New Roman" w:cs="Times New Roman"/>
-          <w:b/>
-          <w:bCs/>
-          <w:sz w:val="24"/>
-          <w:szCs w:val="24"/>
-        </w:rPr>
-        <w:tab/>
-      </w:r>
-    </w:p>
-    <w:p>
-      <w:pPr>
-        <w:widowControl w:val="0"/>
-        <w:spacing w:line="240" w:lineRule="auto"/>
-        <w:ind w:left="2880"/>
-        <w:rPr>
-          <w:rFonts w:ascii="Times New Roman" w:hAnsi="Times New Roman" w:cs="Times New Roman"/>
-        </w:rPr>
-      </w:pPr>
-      <w:r>
-        <w:rPr>
-          <w:rFonts w:ascii="Times New Roman" w:eastAsia="Times New Roman" w:hAnsi="Times New Roman" w:cs="Times New Roman"/>
-          <w:b/>
-          <w:bCs/>
-          <w:sz w:val="24"/>
-          <w:szCs w:val="24"/>
-        </w:rPr>
-        <w:t xml:space="preserve">    </w:t>
-      </w:r>
-      <w:r>
-        <w:rPr>
-          <w:rFonts w:ascii="Times New Roman" w:eastAsia="Times New Roman" w:hAnsi="Times New Roman" w:cs="Times New Roman"/>
-          <w:b/>
-          <w:bCs/>
-          <w:sz w:val="24"/>
-          <w:szCs w:val="24"/>
-        </w:rPr>
-        <w:tab/>
+        <w:t xml:space="preserve">       </w:t>
       </w:r>
       <w:proofErr w:type="spellStart"/>
       <w:r>
         <w:rPr>
-          <w:rFonts w:ascii="Times New Roman" w:eastAsia="Times New Roman" w:hAnsi="Times New Roman" w:cs="Times New Roman"/>
+          <w:rFonts w:ascii="Times New Roman" w:hAnsi="Times New Roman" w:cs="Times New Roman"/>
           <w:b/>
-          <w:bCs/>
           <w:sz w:val="24"/>
-          <w:szCs w:val="24"/>
         </w:rPr>
-        <w:t>Jardson</w:t>
+        <w:t>J</w:t>
+      </w:r>
+      <w:r>
+        <w:rPr>
+          <w:rFonts w:ascii="Times New Roman" w:hAnsi="Times New Roman" w:cs="Times New Roman"/>
+          <w:b/>
+          <w:sz w:val="24"/>
+        </w:rPr>
+        <w:t>ardson</w:t>
       </w:r>
       <w:proofErr w:type="spellEnd"/>
       <w:r>
         <w:rPr>
-          <w:rFonts w:ascii="Times New Roman" w:eastAsia="Times New Roman" w:hAnsi="Times New Roman" w:cs="Times New Roman"/>
+          <w:rFonts w:ascii="Times New Roman" w:hAnsi="Times New Roman" w:cs="Times New Roman"/>
           <w:b/>
-          <w:bCs/>
+          <w:spacing w:val="-4"/>
           <w:sz w:val="24"/>
-          <w:szCs w:val="24"/>
         </w:rPr>
         <w:t xml:space="preserve"> </w:t>
       </w:r>
       <w:r>
         <w:rPr>
-          <w:rFonts w:ascii="Times New Roman" w:eastAsia="Times New Roman" w:hAnsi="Times New Roman" w:cs="Times New Roman"/>
+          <w:rFonts w:ascii="Times New Roman" w:hAnsi="Times New Roman" w:cs="Times New Roman"/>
           <w:sz w:val="24"/>
-          <w:szCs w:val="24"/>
         </w:rPr>
-        <w:t xml:space="preserve">Saraiva </w:t>
+        <w:t>Saraiva</w:t>
       </w:r>
       <w:r>
         <w:rPr>
-          <w:rFonts w:ascii="Times New Roman" w:eastAsia="Times New Roman" w:hAnsi="Times New Roman" w:cs="Times New Roman"/>
+          <w:rFonts w:ascii="Times New Roman" w:hAnsi="Times New Roman" w:cs="Times New Roman"/>
+          <w:spacing w:val="-1"/>
+          <w:sz w:val="24"/>
+        </w:rPr>
+        <w:t xml:space="preserve"> </w:t>
+      </w:r>
+      <w:r>
+        <w:rPr>
+          <w:rFonts w:ascii="Times New Roman" w:hAnsi="Times New Roman" w:cs="Times New Roman"/>
           <w:b/>
-          <w:bCs/>
+          <w:spacing w:val="-4"/>
           <w:sz w:val="24"/>
-          <w:szCs w:val="24"/>
         </w:rPr>
         <w:t>Cruz</w:t>
       </w:r>
     </w:p>
     <w:p>
       <w:pPr>
-        <w:widowControl w:val="0"/>
-        <w:spacing w:line="240" w:lineRule="auto"/>
-        <w:ind w:left="2880"/>
+        <w:pStyle w:val="Corpodetexto"/>
+        <w:spacing w:before="3"/>
+        <w:ind w:left="2880" w:firstLine="720"/>
+        <w:jc w:val="both"/>
         <w:rPr>
           <w:rFonts w:ascii="Times New Roman" w:hAnsi="Times New Roman" w:cs="Times New Roman"/>
         </w:rPr>
@@ -1049,29 +986,27 @@
         <w:rPr>
           <w:rFonts w:ascii="Times New Roman" w:hAnsi="Times New Roman" w:cs="Times New Roman"/>
         </w:rPr>
-        <w:t xml:space="preserve">         </w:t>
+        <w:t xml:space="preserve"> </w:t>
       </w:r>
       <w:r>
         <w:rPr>
           <w:rFonts w:ascii="Times New Roman" w:hAnsi="Times New Roman" w:cs="Times New Roman"/>
         </w:rPr>
-        <w:tab/>
-        <w:t xml:space="preserve">   </w:t>
+        <w:t>Diretor</w:t>
       </w:r>
       <w:r>
         <w:rPr>
           <w:rFonts w:ascii="Times New Roman" w:hAnsi="Times New Roman" w:cs="Times New Roman"/>
+          <w:spacing w:val="-7"/>
         </w:rPr>
         <w:t xml:space="preserve"> </w:t>
       </w:r>
       <w:r>
         <w:rPr>
-          <w:rFonts w:ascii="Times New Roman" w:eastAsia="Times New Roman" w:hAnsi="Times New Roman" w:cs="Times New Roman"/>
-          <w:sz w:val="24"/>
-          <w:szCs w:val="24"/>
-          <w:lang w:eastAsia="ar-SA"/>
+          <w:rFonts w:ascii="Times New Roman" w:hAnsi="Times New Roman" w:cs="Times New Roman"/>
+          <w:spacing w:val="-2"/>
         </w:rPr>
-        <w:t>Diretor Técnico</w:t>
+        <w:t>Técnico</w:t>
       </w:r>
     </w:p>
     <w:p>
@@ -14254,7 +14189,7 @@
 </file>
 
 <file path=customXml/itemProps1.xml><?xml version="1.0" encoding="utf-8"?>
-<ds:datastoreItem xmlns:ds="http://schemas.openxmlformats.org/officeDocument/2006/customXml" ds:itemID="{217E0B1F-90BB-4CFC-BAE8-B1719B98A025}">
+<ds:datastoreItem xmlns:ds="http://schemas.openxmlformats.org/officeDocument/2006/customXml" ds:itemID="{D663764F-C115-42BC-B5CC-F00811529F88}">
   <ds:schemaRefs>
     <ds:schemaRef ds:uri="http://schemas.openxmlformats.org/officeDocument/2006/bibliography"/>
   </ds:schemaRefs>
